--- a/curriculum/ma/ma-music-curriculum-map.docx
+++ b/curriculum/ma/ma-music-curriculum-map.docx
@@ -3049,7 +3049,7 @@
                 <w:b w:val="0"/>
                 <w:sz w:val="16"/>
               </w:rPr>
-              <w:t>MUS 351–355, 360–369 Ensemble (four semesters)</w:t>
+              <w:t>MUS 351–355, 360–369 Ensemble (4 units)</w:t>
             </w:r>
           </w:p>
         </w:tc>
@@ -3269,7 +3269,7 @@
                 <w:b w:val="0"/>
                 <w:sz w:val="16"/>
               </w:rPr>
-              <w:t>MUS 693 Graduate Music Capstone (four semesters)</w:t>
+              <w:t>MUS 693 Graduate Music Capstone (4 units)</w:t>
             </w:r>
           </w:p>
         </w:tc>
